--- a/downloads/handouts/Unit 00/Handout 00.02 - Draw See Hear Picture Cards and Room Map.docx
+++ b/downloads/handouts/Unit 00/Handout 00.02 - Draw See Hear Picture Cards and Room Map.docx
@@ -647,7 +647,7 @@
         <w:pStyle w:val="BodyText"/>
       </w:pPr>
       <w:r>
-        <w:t xml:space="preserve">Word bank: hand sink (el lavabosu / pia para as mãos / lavamanos); first aid kit (ilk yardım çantası / kit de primeiros socorros / botiquín); fire extinguisher (yangın söndürücü / extintor / extintor); exit (çıkış / saída / salida); supply closet (malzeme dolabı / armário de suprimentos / armario de suministros); station (istasyon / estação / estación).</w:t>
+        <w:t xml:space="preserve">Word bank: hand sink (lavamanos); first aid kit (botiquín); fire extinguisher (extintor); exit (salida); supply closet (armario de suministros); station (estación).</w:t>
       </w:r>
     </w:p>
     <w:p>
@@ -923,8 +923,11 @@
       </w:r>
     </w:p>
     <w:p>
-      <w:r>
-        <w:br w:type="page"/>
+      <w:pPr>
+        <w:pStyle w:val="BodyText"/>
+      </w:pPr>
+      <w:r>
+        <w:t xml:space="preserve">________________________________________________________________</w:t>
       </w:r>
     </w:p>
     <w:p>

--- a/downloads/handouts/Unit 00/Handout 00.02 - Draw See Hear Picture Cards and Room Map.docx
+++ b/downloads/handouts/Unit 00/Handout 00.02 - Draw See Hear Picture Cards and Room Map.docx
@@ -61,135 +61,62 @@
     </w:p>
     <w:p>
       <w:pPr>
-        <w:pStyle w:val="SourceCode"/>
-      </w:pPr>
-      <w:r>
-        <w:rPr>
-          <w:rStyle w:val="VerbatimChar"/>
-        </w:rPr>
-        <w:t xml:space="preserve">+==========================================================+</w:t>
-      </w:r>
-      <w:r>
-        <w:br/>
-      </w:r>
-      <w:r>
-        <w:rPr>
-          <w:rStyle w:val="VerbatimChar"/>
-        </w:rPr>
-        <w:t xml:space="preserve">|                                                          |</w:t>
-      </w:r>
-      <w:r>
-        <w:br/>
-      </w:r>
-      <w:r>
-        <w:rPr>
-          <w:rStyle w:val="VerbatimChar"/>
-        </w:rPr>
-        <w:t xml:space="preserve">|                                                          |</w:t>
-      </w:r>
-      <w:r>
-        <w:br/>
-      </w:r>
-      <w:r>
-        <w:rPr>
-          <w:rStyle w:val="VerbatimChar"/>
-        </w:rPr>
-        <w:t xml:space="preserve">|                                                          |</w:t>
-      </w:r>
-      <w:r>
-        <w:br/>
-      </w:r>
-      <w:r>
-        <w:rPr>
-          <w:rStyle w:val="VerbatimChar"/>
-        </w:rPr>
-        <w:t xml:space="preserve">|                                                          |</w:t>
-      </w:r>
-      <w:r>
-        <w:br/>
-      </w:r>
-      <w:r>
-        <w:rPr>
-          <w:rStyle w:val="VerbatimChar"/>
-        </w:rPr>
-        <w:t xml:space="preserve">|                                                          |</w:t>
-      </w:r>
-      <w:r>
-        <w:br/>
-      </w:r>
-      <w:r>
-        <w:rPr>
-          <w:rStyle w:val="VerbatimChar"/>
-        </w:rPr>
-        <w:t xml:space="preserve">|                                                          |</w:t>
-      </w:r>
-      <w:r>
-        <w:br/>
-      </w:r>
-      <w:r>
-        <w:rPr>
-          <w:rStyle w:val="VerbatimChar"/>
-        </w:rPr>
-        <w:t xml:space="preserve">|                                                          |</w:t>
-      </w:r>
-      <w:r>
-        <w:br/>
-      </w:r>
-      <w:r>
-        <w:rPr>
-          <w:rStyle w:val="VerbatimChar"/>
-        </w:rPr>
-        <w:t xml:space="preserve">|                                                          |</w:t>
-      </w:r>
-      <w:r>
-        <w:br/>
-      </w:r>
-      <w:r>
-        <w:rPr>
-          <w:rStyle w:val="VerbatimChar"/>
-        </w:rPr>
-        <w:t xml:space="preserve">|                                                          |</w:t>
-      </w:r>
-      <w:r>
-        <w:br/>
-      </w:r>
-      <w:r>
-        <w:rPr>
-          <w:rStyle w:val="VerbatimChar"/>
-        </w:rPr>
-        <w:t xml:space="preserve">|                                                          |</w:t>
-      </w:r>
-      <w:r>
-        <w:br/>
-      </w:r>
-      <w:r>
-        <w:rPr>
-          <w:rStyle w:val="VerbatimChar"/>
-        </w:rPr>
-        <w:t xml:space="preserve">|                                                          |</w:t>
-      </w:r>
-      <w:r>
-        <w:br/>
-      </w:r>
-      <w:r>
-        <w:rPr>
-          <w:rStyle w:val="VerbatimChar"/>
-        </w:rPr>
-        <w:t xml:space="preserve">|                                                          |</w:t>
-      </w:r>
-      <w:r>
-        <w:br/>
-      </w:r>
-      <w:r>
-        <w:rPr>
-          <w:rStyle w:val="VerbatimChar"/>
-        </w:rPr>
-        <w:t xml:space="preserve">+==========================================================+</w:t>
-      </w:r>
-    </w:p>
-    <w:p>
-      <w:pPr>
-        <w:pStyle w:val="FirstParagraph"/>
+        <w:pStyle w:val="CaptionedFigure"/>
+      </w:pPr>
+      <w:r>
+        <w:drawing>
+          <wp:inline>
+            <wp:extent cx="5486400" cy="2560320"/>
+            <wp:effectExtent b="0" l="0" r="0" t="0"/>
+            <wp:docPr descr="Room map: draw the room and number the tour stops" title="" id="1" name="Picture"/>
+            <a:graphic>
+              <a:graphicData uri="http://schemas.openxmlformats.org/drawingml/2006/picture">
+                <pic:pic>
+                  <pic:nvPicPr>
+                    <pic:cNvPr descr="images/blank-box.png" id="0" name="Picture"/>
+                    <pic:cNvPicPr>
+                      <a:picLocks noChangeArrowheads="1" noChangeAspect="1"/>
+                    </pic:cNvPicPr>
+                  </pic:nvPicPr>
+                  <pic:blipFill>
+                    <a:blip r:embed="rId22"/>
+                    <a:stretch>
+                      <a:fillRect/>
+                    </a:stretch>
+                  </pic:blipFill>
+                  <pic:spPr bwMode="auto">
+                    <a:xfrm>
+                      <a:off x="0" y="0"/>
+                      <a:ext cx="5486400" cy="2560320"/>
+                    </a:xfrm>
+                    <a:prstGeom prst="rect">
+                      <a:avLst/>
+                    </a:prstGeom>
+                    <a:noFill/>
+                    <a:ln w="9525">
+                      <a:noFill/>
+                      <a:headEnd/>
+                      <a:tailEnd/>
+                    </a:ln>
+                  </pic:spPr>
+                </pic:pic>
+              </a:graphicData>
+            </a:graphic>
+          </wp:inline>
+        </w:drawing>
+      </w:r>
+    </w:p>
+    <w:p>
+      <w:pPr>
+        <w:pStyle w:val="ImageCaption"/>
+      </w:pPr>
+      <w:r>
+        <w:t xml:space="preserve">Room map: draw the room and number the tour stops</w:t>
+      </w:r>
+    </w:p>
+    <w:p>
+      <w:pPr>
+        <w:pStyle w:val="BodyText"/>
       </w:pPr>
       <w:r>
         <w:t xml:space="preserve">The ten stops (write each on the map):</w:t>
@@ -659,11 +586,11 @@
       <w:pPr>
         <w:pStyle w:val="Heading1"/>
       </w:pPr>
-      <w:bookmarkStart w:id="22" w:name="part-b-the-six-picture-cards"/>
+      <w:bookmarkStart w:id="23" w:name="part-b-the-six-picture-cards"/>
       <w:r>
         <w:t xml:space="preserve">Part B: The six picture cards</w:t>
       </w:r>
-      <w:bookmarkEnd w:id="22"/>
+      <w:bookmarkEnd w:id="23"/>
     </w:p>
     <w:p>
       <w:pPr>
@@ -677,11 +604,11 @@
       <w:pPr>
         <w:pStyle w:val="Heading2"/>
       </w:pPr>
-      <w:bookmarkStart w:id="23" w:name="card-1-the-house"/>
+      <w:bookmarkStart w:id="24" w:name="card-1-the-house"/>
       <w:r>
         <w:t xml:space="preserve">Card 1: The house</w:t>
       </w:r>
-      <w:bookmarkEnd w:id="23"/>
+      <w:bookmarkEnd w:id="24"/>
     </w:p>
     <w:p>
       <w:pPr>
@@ -695,11 +622,11 @@
       <w:pPr>
         <w:pStyle w:val="Heading2"/>
       </w:pPr>
-      <w:bookmarkStart w:id="24" w:name="card-2-the-table"/>
+      <w:bookmarkStart w:id="25" w:name="card-2-the-table"/>
       <w:r>
         <w:t xml:space="preserve">Card 2: The table</w:t>
       </w:r>
-      <w:bookmarkEnd w:id="24"/>
+      <w:bookmarkEnd w:id="25"/>
     </w:p>
     <w:p>
       <w:pPr>
@@ -713,11 +640,11 @@
       <w:pPr>
         <w:pStyle w:val="Heading2"/>
       </w:pPr>
-      <w:bookmarkStart w:id="25" w:name="card-3-the-boat"/>
+      <w:bookmarkStart w:id="26" w:name="card-3-the-boat"/>
       <w:r>
         <w:t xml:space="preserve">Card 3: The boat</w:t>
       </w:r>
-      <w:bookmarkEnd w:id="25"/>
+      <w:bookmarkEnd w:id="26"/>
     </w:p>
     <w:p>
       <w:pPr>
@@ -731,11 +658,11 @@
       <w:pPr>
         <w:pStyle w:val="Heading2"/>
       </w:pPr>
-      <w:bookmarkStart w:id="26" w:name="card-4-the-face"/>
+      <w:bookmarkStart w:id="27" w:name="card-4-the-face"/>
       <w:r>
         <w:t xml:space="preserve">Card 4: The face</w:t>
       </w:r>
-      <w:bookmarkEnd w:id="26"/>
+      <w:bookmarkEnd w:id="27"/>
     </w:p>
     <w:p>
       <w:pPr>
@@ -749,11 +676,11 @@
       <w:pPr>
         <w:pStyle w:val="Heading2"/>
       </w:pPr>
-      <w:bookmarkStart w:id="27" w:name="card-5-the-kitchen-counter"/>
+      <w:bookmarkStart w:id="28" w:name="card-5-the-kitchen-counter"/>
       <w:r>
         <w:t xml:space="preserve">Card 5: The kitchen counter</w:t>
       </w:r>
-      <w:bookmarkEnd w:id="27"/>
+      <w:bookmarkEnd w:id="28"/>
     </w:p>
     <w:p>
       <w:pPr>
@@ -767,11 +694,11 @@
       <w:pPr>
         <w:pStyle w:val="Heading2"/>
       </w:pPr>
-      <w:bookmarkStart w:id="28" w:name="card-6-the-map"/>
+      <w:bookmarkStart w:id="29" w:name="card-6-the-map"/>
       <w:r>
         <w:t xml:space="preserve">Card 6: The map</w:t>
       </w:r>
-      <w:bookmarkEnd w:id="28"/>
+      <w:bookmarkEnd w:id="29"/>
     </w:p>
     <w:p>
       <w:pPr>
@@ -790,21 +717,21 @@
       <w:pPr>
         <w:pStyle w:val="Heading1"/>
       </w:pPr>
-      <w:bookmarkStart w:id="29" w:name="part-c-comparison-sheet-back-of-the-map"/>
+      <w:bookmarkStart w:id="30" w:name="part-c-comparison-sheet-back-of-the-map"/>
       <w:r>
         <w:t xml:space="preserve">Part C: Comparison sheet (back of the map)</w:t>
       </w:r>
-      <w:bookmarkEnd w:id="29"/>
+      <w:bookmarkEnd w:id="30"/>
     </w:p>
     <w:p>
       <w:pPr>
         <w:pStyle w:val="Heading2"/>
       </w:pPr>
-      <w:bookmarkStart w:id="30" w:name="round-1"/>
+      <w:bookmarkStart w:id="31" w:name="round-1"/>
       <w:r>
         <w:t xml:space="preserve">Round 1</w:t>
       </w:r>
-      <w:bookmarkEnd w:id="30"/>
+      <w:bookmarkEnd w:id="31"/>
     </w:p>
     <w:p>
       <w:pPr>
@@ -892,11 +819,11 @@
       <w:pPr>
         <w:pStyle w:val="Heading2"/>
       </w:pPr>
-      <w:bookmarkStart w:id="31" w:name="round-2-revised"/>
+      <w:bookmarkStart w:id="32" w:name="round-2-revised"/>
       <w:r>
         <w:t xml:space="preserve">Round 2 (revised)</w:t>
       </w:r>
-      <w:bookmarkEnd w:id="31"/>
+      <w:bookmarkEnd w:id="32"/>
     </w:p>
     <w:p>
       <w:pPr>
@@ -988,11 +915,11 @@
       <w:pPr>
         <w:pStyle w:val="Heading2"/>
       </w:pPr>
-      <w:bookmarkStart w:id="32" w:name="exit-card"/>
+      <w:bookmarkStart w:id="33" w:name="exit-card"/>
       <w:r>
         <w:t xml:space="preserve">Exit card</w:t>
       </w:r>
-      <w:bookmarkEnd w:id="32"/>
+      <w:bookmarkEnd w:id="33"/>
     </w:p>
     <w:p>
       <w:pPr>

--- a/downloads/handouts/Unit 00/Handout 00.02 - Draw See Hear Picture Cards and Room Map.docx
+++ b/downloads/handouts/Unit 00/Handout 00.02 - Draw See Hear Picture Cards and Room Map.docx
@@ -56,7 +56,7 @@
         <w:pStyle w:val="BodyText"/>
       </w:pPr>
       <w:r>
-        <w:t xml:space="preserve">Directions during the tour: at each numbered stop, write the number and the name where it belongs on the map, and one word for the rule that goes with it.</w:t>
+        <w:t xml:space="preserve">Directions during the tour: At each numbered stop, write the stop number and its name on the map. Then write one word for its rule in the table below.</w:t>
       </w:r>
     </w:p>
     <w:p>
@@ -746,7 +746,7 @@
         <w:pStyle w:val="BodyText"/>
       </w:pPr>
       <w:r>
-        <w:t xml:space="preserve">After you compare the drawing to the card, list two things the drawing got wrong and the word that was missing.</w:t>
+        <w:t xml:space="preserve">Compare the drawing to the card. List two things the drawing got wrong. For each one, write the word that was missing.</w:t>
       </w:r>
     </w:p>
     <w:tbl>
@@ -846,7 +846,7 @@
         <w:pStyle w:val="BodyText"/>
       </w:pPr>
       <w:r>
-        <w:t xml:space="preserve">Did the second drawing come out closer? Yes / No. Which words did it?</w:t>
+        <w:t xml:space="preserve">Did the second drawing come out closer? Yes / No</w:t>
       </w:r>
     </w:p>
     <w:p>
@@ -854,7 +854,7 @@
         <w:pStyle w:val="BodyText"/>
       </w:pPr>
       <w:r>
-        <w:t xml:space="preserve">________________________________________________________________</w:t>
+        <w:t xml:space="preserve">Which words helped? ________________________________________________________________</w:t>
       </w:r>
     </w:p>
     <w:p>
@@ -862,7 +862,7 @@
         <w:pStyle w:val="BodyText"/>
       </w:pPr>
       <w:r>
-        <w:t xml:space="preserve">Grade 8 stretch: write a three-step</w:t>
+        <w:t xml:space="preserve">Grade 8 stretch: Write a three-step</w:t>
       </w:r>
       <w:r>
         <w:t xml:space="preserve"> </w:t>
@@ -880,7 +880,7 @@
         <w:t xml:space="preserve"> </w:t>
       </w:r>
       <w:r>
-        <w:t xml:space="preserve">for one card that a third student could draw from.</w:t>
+        <w:t xml:space="preserve">for one card. A student who has not seen the card should be able to draw it from your three steps.</w:t>
       </w:r>
     </w:p>
     <w:p>
